--- a/docs/HPV_manuscript_csi.docx
+++ b/docs/HPV_manuscript_csi.docx
@@ -150,14 +150,10 @@
     <w:bookmarkEnd w:id="0"/>
     <w:p>
       <w:r>
-        <w:t xml:space="preserve">Whether human papillomavirus (HPV) vaccination is safe long-term and whether it prevents recurrence after cervical surgery remain uncertain. From a single-institution Korean HPV cohort (N = 32,969) with clinical-data-warehouse extraction through 2025, we derived two analytic cohorts. Cohort A (n = 4,102; 1:1 </w:t>
-      </w:r>
-      <w:r>
-        <w:t>PS</w:t>
-      </w:r>
-      <w:r>
-        <w:t xml:space="preserve"> matched) assessed chronic-disease safety; Cohort B (n = 1,108; 241 vaccinated, 867 matched controls after surgery for high-grade squamous intraepithelial lesion [HSIL]/cervical intraepithelial neoplasia grade 3 [CIN3]+) assessed post-surgical efficacy. All post-matching standardised mean differences were below 0.10. In Cohort A, vaccination was not associated with chronic-disease incidence (Any-of-five hazard ratio 1.26, 95% confidence interval 0.75–2.12). In Cohort B, no overall reduction was observed in lesion recurrence (hazard ratio 0.76, 95% CI 0.43–1.33, p = 0.34) or HPV reinfection (hazard ratio 0.97, 95% CI 0.83–1.14, p = 0.71). A likelihood-ratio interaction test indicated heterogeneity across vaccine types for HPV reinfection (p = 0.037), with a protective signal for the quadrivalent vaccine (hazard ratio 0.49, 95% CI 0.26–0.93). Over a median follow-up of approximately five years, HPV vaccination did not increase chronic-disease risk and may confer subgroup-specific benefit.</w:t>
-      </w:r>
+        <w:t>Whether human papillomavirus (HPV) vaccination is safe long-term and whether it prevents recurrence after cervical surgery remain uncertain. From a single-institution Korean HPV cohort (N = 32,969) with clinical-data-warehouse extraction through 2025, we derived two analytic cohorts. Cohort A (n = 4,102; 1:1 PS matched) assessed chronic-disease safety; Cohort B (n = 1,108; 241 vaccinated, 867 matched controls after surgery for high-grade squamous intraepithelial lesion [HSIL]/cervical intraepithelial neoplasia grade 3 [CIN3]+) assessed post-surgical efficacy. All post-matching standardised mean differences were below 0.10. In Cohort A, vaccination was not associated with chronic-disease incidence (Any-of-five hazard ratio 1.26, 95% confidence interval 0.75–2.12). In Cohort B, no overall reduction was observed in lesion recurrence (hazard ratio 0.76, 95% CI 0.43–1.33, p = 0.34) or hr-HPV clearance (hazard ratio 0.97, 95% CI 0.83–1.14, p = 0.71). A likelihood-ratio interaction test indicated heterogeneity across vaccine types for hr-HPV clearance (p = 0.037), with a protective signal for the quadrivalent vaccine (hazard ratio 0.49, 95% CI 0.26–0.93). Over a median follow-up of approximately five years, HPV vaccination did not increase chronic-disease risk and may confer subgroup-specific benefit.</w:t>
+      </w:r>
+      <w:r/>
+      <w:r/>
     </w:p>
     <w:p/>
     <w:p>
@@ -1123,53 +1119,32 @@
         <w:jc w:val="both"/>
       </w:pPr>
       <w:r>
-        <w:t>Over a median follow-up of 4.88 years (IQR 3.33–8.57) in vaccinated and 5.02 years (IQR 3.42–8.71) in unvaccinated women (1,474 and 5,308 person-years, respectively), 70 women experienced biopsy-confirmed lesion recurrence (13 of 241 vaccinated, incidence rate 8.82 per 1,000 person-years; 57 of 867 controls, 10.74 per 1,000 person-years) and 695 experienced a new high-risk HPV infection (149 vaccinated, 101.08 per 1,000 person-years; 546 controls, 102.86 per 1,000 person-years).</w:t>
+        <w:t>Over a median follow-up of 4.88 years (IQR 3.33–8.57) in vaccinated and 5.02 years (IQR 3.42–8.71) in unvaccinated women (1,474 and 5,308 person-years, respectively), 70 women experienced biopsy-confirmed lesion recurrence (13 of 241 vaccinated, incidence rate 8.82 per 1,000 person-years; 57 of 867 controls, 10.74 per 1,000 person-years) and 695 experienced a new high-risk HPV infection (149 vaccinated, 101.08 per 1,000 person-years; 546 controls, 102.86 per 1,000 person-years). Vaccination was not associated with recurrence (HR 0.76, 95% CI 0.43 to 1.33, p = 0.34) or hr-HPV clearance (HR 0.97, 95% CI 0.83 to 1.14, p = 0.71). Kaplan–Meier curves and the corresponding HRs are shown in Figure 3 and Table 3.</w:t>
       </w:r>
       <w:r>
         <w:rPr>
           <w:rFonts w:hint="eastAsia"/>
         </w:rPr>
-        <w:t xml:space="preserve"> </w:t>
-      </w:r>
-      <w:r>
-        <w:t>Vaccination was not associated with recurrence (</w:t>
-      </w:r>
-      <w:r>
-        <w:t>HR</w:t>
-      </w:r>
-      <w:r>
-        <w:t xml:space="preserve"> 0.76, 95% CI 0.43 to 1.33, p = 0.34) or HPV reinfection (</w:t>
-      </w:r>
-      <w:r>
-        <w:t>HR</w:t>
-      </w:r>
-      <w:r>
-        <w:t xml:space="preserve"> 0.97, 95% CI 0.83 to 1.14, p = 0.71). Kaplan–Meier curves and the corresponding </w:t>
-      </w:r>
-      <w:r>
-        <w:t>HR</w:t>
-      </w:r>
-      <w:r>
-        <w:t xml:space="preserve">s are shown in </w:t>
-      </w:r>
+      </w:r>
+      <w:r/>
+      <w:r/>
+      <w:r/>
+      <w:r/>
+      <w:r/>
+      <w:r/>
+      <w:r/>
       <w:r>
         <w:rPr>
           <w:rStyle w:val="Strong"/>
         </w:rPr>
-        <w:t>Figure 3</w:t>
-      </w:r>
-      <w:r>
-        <w:t xml:space="preserve"> and </w:t>
-      </w:r>
+      </w:r>
+      <w:r/>
       <w:r>
         <w:rPr>
           <w:rStyle w:val="Strong"/>
         </w:rPr>
-        <w:t>Table 3</w:t>
-      </w:r>
-      <w:r>
-        <w:t>.</w:t>
-      </w:r>
+      </w:r>
+      <w:r/>
     </w:p>
     <w:p>
       <w:pPr>
@@ -1177,25 +1152,17 @@
         <w:jc w:val="both"/>
       </w:pPr>
       <w:r>
-        <w:lastRenderedPageBreak/>
-        <w:t xml:space="preserve">The likelihood-ratio test for vaccine-type heterogeneity was non-significant for lesion recurrence (χ² = 0.27, df = 2, p = 0.87) but significant for HPV reinfection (χ² = 6.60, df = 2, p = 0.037; </w:t>
-      </w:r>
-      <w:r>
-        <w:rPr>
-          <w:b/>
-          <w:bCs/>
-        </w:rPr>
-        <w:t>Figure 4</w:t>
-      </w:r>
-      <w:r>
-        <w:t xml:space="preserve">). The type-specific HPV-reinfection </w:t>
-      </w:r>
-      <w:r>
-        <w:t>HR</w:t>
-      </w:r>
-      <w:r>
-        <w:t>s were 1.10 for the nonavalent vaccine (Gardasil 9; 95% CI 0.90 to 1.33), 1.11 for the bivalent vaccine (Cervarix; 95% CI 0.81 to 1.51), and 0.49 for the quadrivalent vaccine (Gardasil; 95% CI 0.26 to 0.93).</w:t>
-      </w:r>
+        <w:t>The likelihood-ratio test for vaccine-type heterogeneity was non-significant for lesion recurrence (χ² = 0.27, df = 2, p = 0.87) but significant for hr-HPV clearance (χ² = 6.60, df = 2, p = 0.037; Figure 4). The type-specific post-index hr-HPV detection HRs were 1.10 for the nonavalent vaccine (Gardasil 9; 95% CI 0.90 to 1.33), 1.11 for the bivalent vaccine (Cervarix; 95% CI 0.81 to 1.51), and 0.49 for the quadrivalent vaccine (Gardasil; 95% CI 0.26 to 0.93).</w:t>
+      </w:r>
+      <w:r>
+        <w:rPr>
+          <w:b/>
+          <w:bCs/>
+        </w:rPr>
+      </w:r>
+      <w:r/>
+      <w:r/>
+      <w:r/>
     </w:p>
     <w:p>
       <w:pPr>
@@ -1348,6 +1315,32 @@
         <w:rPr>
           <w:rFonts w:eastAsia="Arial"/>
         </w:rPr>
+        <w:t xml:space="preserve">- Figure 3. Kaplan–Meier survival curves for biopsy-confirmed lesion recurrence and hr-HPV clearance in Cohort B. File: `Data/figure1_kaplan_meier.png`. </w:t>
+      </w:r>
+      <w:r>
+        <w:rPr>
+          <w:rFonts w:eastAsia="Arial"/>
+          <w:b/>
+          <w:bCs/>
+        </w:rPr>
+      </w:r>
+      <w:r>
+        <w:rPr>
+          <w:rFonts w:eastAsia="Arial"/>
+        </w:rPr>
+      </w:r>
+    </w:p>
+    <w:p>
+      <w:pPr>
+        <w:jc w:val="both"/>
+        <w:rPr>
+          <w:rFonts w:eastAsia="Arial"/>
+        </w:rPr>
+      </w:pPr>
+      <w:r>
+        <w:rPr>
+          <w:rFonts w:eastAsia="Arial"/>
+        </w:rPr>
         <w:t xml:space="preserve">- </w:t>
       </w:r>
       <w:r>
@@ -1356,13 +1349,25 @@
           <w:b/>
           <w:bCs/>
         </w:rPr>
-        <w:t>Figure 3</w:t>
-      </w:r>
-      <w:r>
-        <w:rPr>
-          <w:rFonts w:eastAsia="Arial"/>
-        </w:rPr>
-        <w:t xml:space="preserve">. Kaplan–Meier survival curves for biopsy-confirmed lesion recurrence and high-risk HPV reinfection in Cohort B. File: `Data/figure1_kaplan_meier.png`. </w:t>
+        <w:t>Figure 4</w:t>
+      </w:r>
+      <w:r>
+        <w:rPr>
+          <w:rFonts w:eastAsia="Arial"/>
+        </w:rPr>
+        <w:t xml:space="preserve">. Forest plot of </w:t>
+      </w:r>
+      <w:r>
+        <w:rPr>
+          <w:rFonts w:eastAsia="Arial"/>
+        </w:rPr>
+        <w:t>HR</w:t>
+      </w:r>
+      <w:r>
+        <w:rPr>
+          <w:rFonts w:eastAsia="Arial"/>
+        </w:rPr>
+        <w:t xml:space="preserve">s by vaccine type (Gardasil 9, Cervarix, Gardasil) for both Cohort B outcomes. File: `Data/figure5_vaccine_forest.png`. </w:t>
       </w:r>
     </w:p>
     <w:p>
@@ -1384,13 +1389,41 @@
           <w:b/>
           <w:bCs/>
         </w:rPr>
-        <w:t>Figure 4</w:t>
-      </w:r>
-      <w:r>
-        <w:rPr>
-          <w:rFonts w:eastAsia="Arial"/>
-        </w:rPr>
-        <w:t xml:space="preserve">. Forest plot of </w:t>
+        <w:t>Table 1</w:t>
+      </w:r>
+      <w:r>
+        <w:rPr>
+          <w:rFonts w:eastAsia="Arial"/>
+        </w:rPr>
+        <w:t xml:space="preserve">. Baseline characteristics of analytic cohorts after matching, with absolute standardised mean differences. Source: `Data/Table1_BaselineCharacteristics_unified.docx` (post-matching blocks). </w:t>
+      </w:r>
+    </w:p>
+    <w:p>
+      <w:pPr>
+        <w:jc w:val="both"/>
+        <w:rPr>
+          <w:rFonts w:eastAsia="Arial"/>
+        </w:rPr>
+      </w:pPr>
+      <w:r>
+        <w:rPr>
+          <w:rFonts w:eastAsia="Arial"/>
+        </w:rPr>
+        <w:t xml:space="preserve">- </w:t>
+      </w:r>
+      <w:r>
+        <w:rPr>
+          <w:rFonts w:eastAsia="Arial"/>
+          <w:b/>
+          <w:bCs/>
+        </w:rPr>
+        <w:t>Table 2</w:t>
+      </w:r>
+      <w:r>
+        <w:rPr>
+          <w:rFonts w:eastAsia="Arial"/>
+        </w:rPr>
+        <w:t xml:space="preserve">. Cohort A — events, cause-specific </w:t>
       </w:r>
       <w:r>
         <w:rPr>
@@ -1402,63 +1435,7 @@
         <w:rPr>
           <w:rFonts w:eastAsia="Arial"/>
         </w:rPr>
-        <w:t xml:space="preserve">s by vaccine type (Gardasil 9, Cervarix, Gardasil) for both Cohort B outcomes. File: `Data/figure5_vaccine_forest.png`. </w:t>
-      </w:r>
-    </w:p>
-    <w:p>
-      <w:pPr>
-        <w:jc w:val="both"/>
-        <w:rPr>
-          <w:rFonts w:eastAsia="Arial"/>
-        </w:rPr>
-      </w:pPr>
-      <w:r>
-        <w:rPr>
-          <w:rFonts w:eastAsia="Arial"/>
-        </w:rPr>
-        <w:t xml:space="preserve">- </w:t>
-      </w:r>
-      <w:r>
-        <w:rPr>
-          <w:rFonts w:eastAsia="Arial"/>
-          <w:b/>
-          <w:bCs/>
-        </w:rPr>
-        <w:t>Table 1</w:t>
-      </w:r>
-      <w:r>
-        <w:rPr>
-          <w:rFonts w:eastAsia="Arial"/>
-        </w:rPr>
-        <w:t xml:space="preserve">. Baseline characteristics of analytic cohorts after matching, with absolute standardised mean differences. Source: `Data/Table1_BaselineCharacteristics_unified.docx` (post-matching blocks). </w:t>
-      </w:r>
-    </w:p>
-    <w:p>
-      <w:pPr>
-        <w:jc w:val="both"/>
-        <w:rPr>
-          <w:rFonts w:eastAsia="Arial"/>
-        </w:rPr>
-      </w:pPr>
-      <w:r>
-        <w:rPr>
-          <w:rFonts w:eastAsia="Arial"/>
-        </w:rPr>
-        <w:t xml:space="preserve">- </w:t>
-      </w:r>
-      <w:r>
-        <w:rPr>
-          <w:rFonts w:eastAsia="Arial"/>
-          <w:b/>
-          <w:bCs/>
-        </w:rPr>
-        <w:t>Table 2</w:t>
-      </w:r>
-      <w:r>
-        <w:rPr>
-          <w:rFonts w:eastAsia="Arial"/>
-        </w:rPr>
-        <w:t xml:space="preserve">. Cohort A — events, cause-specific </w:t>
+        <w:t xml:space="preserve">s, and Fine–Gray subdistribution </w:t>
       </w:r>
       <w:r>
         <w:rPr>
@@ -1470,18 +1447,6 @@
         <w:rPr>
           <w:rFonts w:eastAsia="Arial"/>
         </w:rPr>
-        <w:t xml:space="preserve">s, and Fine–Gray subdistribution </w:t>
-      </w:r>
-      <w:r>
-        <w:rPr>
-          <w:rFonts w:eastAsia="Arial"/>
-        </w:rPr>
-        <w:t>HR</w:t>
-      </w:r>
-      <w:r>
-        <w:rPr>
-          <w:rFonts w:eastAsia="Arial"/>
-        </w:rPr>
         <w:t xml:space="preserve">s for each endpoint. Source: `Data/cohort_a_psm_hr_results.csv`. </w:t>
       </w:r>
     </w:p>
@@ -1493,45 +1458,39 @@
         <w:rPr>
           <w:rFonts w:eastAsia="Arial"/>
         </w:rPr>
-        <w:t xml:space="preserve">- </w:t>
-      </w:r>
-      <w:r>
-        <w:rPr>
-          <w:rFonts w:eastAsia="Arial"/>
-          <w:b/>
-          <w:bCs/>
-        </w:rPr>
-        <w:t>Table 3</w:t>
-      </w:r>
-      <w:r>
-        <w:rPr>
-          <w:rFonts w:eastAsia="Arial"/>
-        </w:rPr>
-        <w:t xml:space="preserve">. Cohort B — events, age-adjusted Cox </w:t>
-      </w:r>
-      <w:r>
-        <w:rPr>
-          <w:rFonts w:eastAsia="Arial"/>
-        </w:rPr>
-        <w:t>HR</w:t>
-      </w:r>
-      <w:r>
-        <w:rPr>
-          <w:rFonts w:eastAsia="Arial"/>
-        </w:rPr>
-        <w:t xml:space="preserve">s (95% </w:t>
-      </w:r>
-      <w:r>
-        <w:rPr>
-          <w:rFonts w:eastAsia="Arial"/>
-        </w:rPr>
-        <w:t>CI</w:t>
-      </w:r>
-      <w:r>
-        <w:rPr>
-          <w:rFonts w:eastAsia="Arial"/>
-        </w:rPr>
-        <w:t>s), and p-values for lesion recurrence and high-risk HPV reinfection. Source: `Data/final_matched_summary.csv` and Cox results from `scripts/analyze_cohort.py`.</w:t>
+        <w:t>- Table 3. Cohort B — events, age-adjusted Cox HRs (95% CIs), and p-values for lesion recurrence and hr-HPV clearance. Source: `Data/final_matched_summary.csv` and Cox results from `scripts/analyze_cohort.py`.</w:t>
+      </w:r>
+      <w:r>
+        <w:rPr>
+          <w:rFonts w:eastAsia="Arial"/>
+          <w:b/>
+          <w:bCs/>
+        </w:rPr>
+      </w:r>
+      <w:r>
+        <w:rPr>
+          <w:rFonts w:eastAsia="Arial"/>
+        </w:rPr>
+      </w:r>
+      <w:r>
+        <w:rPr>
+          <w:rFonts w:eastAsia="Arial"/>
+        </w:rPr>
+      </w:r>
+      <w:r>
+        <w:rPr>
+          <w:rFonts w:eastAsia="Arial"/>
+        </w:rPr>
+      </w:r>
+      <w:r>
+        <w:rPr>
+          <w:rFonts w:eastAsia="Arial"/>
+        </w:rPr>
+      </w:r>
+      <w:r>
+        <w:rPr>
+          <w:rFonts w:eastAsia="Arial"/>
+        </w:rPr>
       </w:r>
     </w:p>
     <w:p>
@@ -1697,21 +1656,19 @@
         <w:rPr>
           <w:rFonts w:eastAsia="Arial"/>
         </w:rPr>
-        <w:t xml:space="preserve">- </w:t>
-      </w:r>
-      <w:r>
-        <w:rPr>
-          <w:rFonts w:eastAsia="Arial"/>
-          <w:b/>
-          <w:bCs/>
-        </w:rPr>
-        <w:t>Supplementary Figure S6</w:t>
-      </w:r>
-      <w:r>
-        <w:rPr>
-          <w:rFonts w:eastAsia="Arial"/>
-        </w:rPr>
-        <w:t xml:space="preserve">. Schoenfeld residual plots for Cohort B primary models (recurrence, HPV reinfection). Files: `Data/PH_check_B_*.png`. </w:t>
+        <w:t xml:space="preserve">- Supplementary Figure S6. Schoenfeld residual plots for Cohort B primary models (recurrence, hr-HPV clearance). Files: `Data/PH_check_B_*.png`. </w:t>
+      </w:r>
+      <w:r>
+        <w:rPr>
+          <w:rFonts w:eastAsia="Arial"/>
+          <w:b/>
+          <w:bCs/>
+        </w:rPr>
+      </w:r>
+      <w:r>
+        <w:rPr>
+          <w:rFonts w:eastAsia="Arial"/>
+        </w:rPr>
       </w:r>
     </w:p>
     <w:p>
@@ -1969,7 +1926,7 @@
         <w:rPr>
           <w:rFonts w:eastAsia="Arial"/>
         </w:rPr>
-        <w:t>A landscape (1200 × 600 px) graphical abstract is recommended with three panels: (i) Source cohort silhouette ("Korean HPV cohort, N = 32,969") branching into Cohort A (n = 4,102) and Cohort B (n = 1,108); (ii) Cohort A icon (heart + brain + lung representing MCE; pancreas + kidney representing HTN/DM) labelled "No association with chronic disease incidence (HR 1.26, 95% CI 0.75–2.12 for Any-of-5)"; (iii) Cohort B icon (cervix + scalpel + needle) labelled "Post-surgical efficacy: no overall benefit; quadrivalent vaccine reduced HPV reinfection (HR 0.49, interaction LRT p = 0.037)".</w:t>
+        <w:t>A landscape (1200 × 600 px) graphical abstract is recommended with three panels: (i) Source cohort silhouette ("Korean HPV cohort, N = 32,969") branching into Cohort A (n = 4,102) and Cohort B (n = 1,108); (ii) Cohort A icon (heart + brain + lung representing MCE; pancreas + kidney representing HTN/DM) labelled "No association with chronic disease incidence (HR 1.26, 95% CI 0.75–2.12 for Any-of-5)"; (iii) Cohort B icon (cervix + scalpel + needle) labelled "Post-surgical efficacy: no overall benefit; quadrivalent vaccine reduced hr-HPV clearance (HR 0.49, interaction LRT p = 0.037)".</w:t>
       </w:r>
     </w:p>
     <w:p>
@@ -2021,7 +1978,7 @@
         <w:rPr>
           <w:rFonts w:eastAsia="Arial"/>
         </w:rPr>
-        <w:t>The main findings can be framed around three observations: (i) the absence of any safety signal for major chronic disease over a median follow-up of approximately six years, including the broad Any-of-5 composite; (ii) the absence of an overall protective effect of post-surgical vaccination on lesion recurrence and HPV reinfection in this cohort; and (iii) the outcome- and product-specific signal for the quadrivalent product on HPV reinfection, supported by a formal interaction-test for vaccine-type heterogeneity (likelihood-ratio p = 0.037). These should be situated against the FUTURE I/II trial program, which established prophylactic vaccine efficacy in HPV-naïve women, and against meta-analyses of post-surgical vaccination (Joura et al., Bonde et al., Velentzis et al.) that have yielded inconsistent results, particularly for non-quadrivalent products. The mechanism of the apparent quadrivalent-specific reinfection signal warrants discussion in light of cross-protection profiles and timing of administration relative to surgery.</w:t>
+        <w:t>The main findings can be framed around three observations: (i) the absence of any safety signal for major chronic disease over a median follow-up of approximately six years, including the broad Any-of-5 composite; (ii) the absence of an overall protective effect of post-surgical vaccination on lesion recurrence and hr-HPV clearance in this cohort; and (iii) the outcome- and product-specific signal for the quadrivalent product on hr-HPV clearance, supported by a formal interaction-test for vaccine-type heterogeneity (likelihood-ratio p = 0.037). These should be situated against the FUTURE I/II trial program, which established prophylactic vaccine efficacy in HPV-naïve women, and against meta-analyses of post-surgical vaccination (Joura et al., Bonde et al., Velentzis et al.) that have yielded inconsistent results, particularly for non-quadrivalent products. The mechanism of the apparent quadrivalent-specific signal observed only in the supplementary post-index hr-HPV detection sensitivity warrants discussion in light of cross-protection profiles and timing of administration relative to surgery.</w:t>
       </w:r>
     </w:p>
     <w:p>
@@ -2033,26 +1990,22 @@
         <w:rPr>
           <w:rFonts w:eastAsia="Arial"/>
         </w:rPr>
-        <w:t xml:space="preserve">Limitations to be acknowledged include the single-centre design, the modest absolute number of cardiovascular events (limiting power for the MCE composite), the dependence of HPV reinfection ascertainment on opportunistic testing, the absence of granular data on socioeconomic status, sexual behaviour, and partner vaccination, and the residual potential for unmeasured confounding despite propensity score and fine matching. Several methodological caveats also merit explicit mention. First, the pseudo-index assignment used to anchor follow-up time for unvaccinated controls in Cohort A is not unique; we therefore conducted a sensitivity analysis comparing three reasonable strategies and observed concordant results. Second, the original 1:4 fine-matched Cohort B subgroup analysis by vaccine type reused non-vaccinated controls across pairwise comparisons; we addressed this by re-formulating the analysis as a single Cox model with vaccine-type × vaccination interaction terms and a likelihood-ratio test, which appropriately accounts for the dependence among controls and continues to support a Gardasil-specific signal for HPV reinfection. Third, </w:t>
-      </w:r>
-      <w:r>
-        <w:rPr>
-          <w:rFonts w:eastAsia="Arial"/>
-        </w:rPr>
-        <w:lastRenderedPageBreak/>
-        <w:t xml:space="preserve">with only two pre-specified primary outcomes in Cohort B we report Bonferroni-adjusted p-values and 97.5% </w:t>
-      </w:r>
-      <w:r>
-        <w:rPr>
-          <w:rFonts w:eastAsia="Arial"/>
-        </w:rPr>
-        <w:t>CI</w:t>
-      </w:r>
-      <w:r>
-        <w:rPr>
-          <w:rFonts w:eastAsia="Arial"/>
-        </w:rPr>
-        <w:t>s; the subgroup and interaction findings are explicitly framed as hypothesis-generating. The combination of a long-followed prospective cohort with retrospective CDW augmentation is, however, a methodological strength that allowed us to track clinically important outcomes that would have been undetectable in shorter follow-up windows, while the use of cluster-robust standard errors based on the matched-pair (Cohort A) and fine-matching (Cohort B) identifiers, together with proportional-hazards assumption testing, provides a methodologically conservative inferential framework.</w:t>
+        <w:t>Limitations to be acknowledged include the single-centre design, the modest absolute number of cardiovascular events (limiting power for the MCE composite), the dependence of hr-HPV clearance ascertainment on opportunistic testing, the absence of granular data on socioeconomic status, sexual behaviour, and partner vaccination, and the residual potential for unmeasured confounding despite propensity score and fine matching. Several methodological caveats also merit explicit mention. First, the pseudo-index assignment used to anchor follow-up time for unvaccinated controls in Cohort A is not unique; we therefore conducted a sensitivity analysis comparing three reasonable strategies and observed concordant results. Second, the original 1:4 fine-matched Cohort B subgroup analysis by vaccine type reused non-vaccinated controls across pairwise comparisons; we addressed this by re-formulating the analysis as a single Cox model with vaccine-type × vaccination interaction terms and a likelihood-ratio test, which appropriately accounts for the dependence among controls and continues to support a Gardasil-quadrivalent signal in the supplementary post-index hr-HPV detection sensitivity (not the co-primary clearance outcome). Third, with only two pre-specified primary outcomes in Cohort B we report Bonferroni-adjusted p-values and 97.5% CIs; the subgroup and interaction findings are explicitly framed as hypothesis-generating. The combination of a long-followed prospective cohort with retrospective CDW augmentation is, however, a methodological strength that allowed us to track clinically important outcomes that would have been undetectable in shorter follow-up windows, while the use of cluster-robust standard errors based on the matched-pair (Cohort A) and fine-matching (Cohort B) identifiers, together with proportional-hazards assumption testing, provides a methodologically conservative inferential framework.</w:t>
+      </w:r>
+      <w:r>
+        <w:rPr>
+          <w:rFonts w:eastAsia="Arial"/>
+        </w:rPr>
+      </w:r>
+      <w:r>
+        <w:rPr>
+          <w:rFonts w:eastAsia="Arial"/>
+        </w:rPr>
+      </w:r>
+      <w:r>
+        <w:rPr>
+          <w:rFonts w:eastAsia="Arial"/>
+        </w:rPr>
       </w:r>
     </w:p>
     <w:sectPr>
